--- a/backend/app/tests/reports/modules/test_analyst_api_documentation.docx
+++ b/backend/app/tests/reports/modules/test_analyst_api_documentation.docx
@@ -12,12 +12,12 @@
     </w:p>
     <w:p>
       <w:r>
-        <w:t>Generated at: 2026-08-11T09:27:49+00:00</w:t>
+        <w:t>Generated at: 2026-10-03T06:34:16+00:00</w:t>
       </w:r>
     </w:p>
     <w:p>
       <w:r>
-        <w:t>Test session started: 2026-08-11T09:27:40+00:00</w:t>
+        <w:t>Test session started: 2026-10-03T06:33:50+00:00</w:t>
       </w:r>
     </w:p>
     <w:p>
@@ -348,7 +348,7 @@
           </w:tcPr>
           <w:p>
             <w:r>
-              <w:t>0.313</w:t>
+              <w:t>0.321</w:t>
             </w:r>
           </w:p>
         </w:tc>
@@ -420,7 +420,7 @@
           </w:tcPr>
           <w:p>
             <w:r>
-              <w:t>0.623</w:t>
+              <w:t>0.609</w:t>
             </w:r>
           </w:p>
         </w:tc>
@@ -492,7 +492,7 @@
           </w:tcPr>
           <w:p>
             <w:r>
-              <w:t>0.015</w:t>
+              <w:t>0.018</w:t>
             </w:r>
           </w:p>
         </w:tc>
@@ -564,7 +564,7 @@
           </w:tcPr>
           <w:p>
             <w:r>
-              <w:t>0.582</w:t>
+              <w:t>0.586</w:t>
             </w:r>
           </w:p>
         </w:tc>
@@ -636,6 +636,510 @@
           </w:tcPr>
           <w:p>
             <w:r>
+              <w:t>0.291</w:t>
+            </w:r>
+          </w:p>
+        </w:tc>
+        <w:tc>
+          <w:tcPr>
+            <w:tcW w:w="2400" w:type="dxa"/>
+          </w:tcPr>
+          <w:p>
+            <w:r>
+              <w:t>asyncio</w:t>
+            </w:r>
+          </w:p>
+        </w:tc>
+        <w:tc>
+          <w:tcPr>
+            <w:tcW w:w="2400" w:type="dxa"/>
+          </w:tcPr>
+          <w:p>
+            <w:r>
+              <w:t>-</w:t>
+            </w:r>
+          </w:p>
+        </w:tc>
+      </w:tr>
+      <w:tr>
+        <w:tc>
+          <w:tcPr>
+            <w:tcW w:w="2400" w:type="dxa"/>
+          </w:tcPr>
+          <w:p>
+            <w:r>
+              <w:t>6</w:t>
+            </w:r>
+          </w:p>
+        </w:tc>
+        <w:tc>
+          <w:tcPr>
+            <w:tcW w:w="2400" w:type="dxa"/>
+          </w:tcPr>
+          <w:p>
+            <w:r>
+              <w:t>test_create_job_201_all_fields</w:t>
+            </w:r>
+          </w:p>
+        </w:tc>
+        <w:tc>
+          <w:tcPr>
+            <w:tcW w:w="2400" w:type="dxa"/>
+          </w:tcPr>
+          <w:p>
+            <w:r>
+              <w:t>Create a job and verify every field is stored and returned.</w:t>
+            </w:r>
+          </w:p>
+        </w:tc>
+        <w:tc>
+          <w:tcPr>
+            <w:tcW w:w="2400" w:type="dxa"/>
+          </w:tcPr>
+          <w:p>
+            <w:r>
+              <w:t>Passed</w:t>
+            </w:r>
+          </w:p>
+        </w:tc>
+        <w:tc>
+          <w:tcPr>
+            <w:tcW w:w="2400" w:type="dxa"/>
+          </w:tcPr>
+          <w:p>
+            <w:r>
+              <w:t>0.298</w:t>
+            </w:r>
+          </w:p>
+        </w:tc>
+        <w:tc>
+          <w:tcPr>
+            <w:tcW w:w="2400" w:type="dxa"/>
+          </w:tcPr>
+          <w:p>
+            <w:r>
+              <w:t>asyncio</w:t>
+            </w:r>
+          </w:p>
+        </w:tc>
+        <w:tc>
+          <w:tcPr>
+            <w:tcW w:w="2400" w:type="dxa"/>
+          </w:tcPr>
+          <w:p>
+            <w:r>
+              <w:t>-</w:t>
+            </w:r>
+          </w:p>
+        </w:tc>
+      </w:tr>
+      <w:tr>
+        <w:tc>
+          <w:tcPr>
+            <w:tcW w:w="2400" w:type="dxa"/>
+          </w:tcPr>
+          <w:p>
+            <w:r>
+              <w:t>7</w:t>
+            </w:r>
+          </w:p>
+        </w:tc>
+        <w:tc>
+          <w:tcPr>
+            <w:tcW w:w="2400" w:type="dxa"/>
+          </w:tcPr>
+          <w:p>
+            <w:r>
+              <w:t>test_create_job_default_job_type</w:t>
+            </w:r>
+          </w:p>
+        </w:tc>
+        <w:tc>
+          <w:tcPr>
+            <w:tcW w:w="2400" w:type="dxa"/>
+          </w:tcPr>
+          <w:p>
+            <w:r>
+              <w:t>Omitting job_type defaults to telemetry_report.</w:t>
+            </w:r>
+          </w:p>
+        </w:tc>
+        <w:tc>
+          <w:tcPr>
+            <w:tcW w:w="2400" w:type="dxa"/>
+          </w:tcPr>
+          <w:p>
+            <w:r>
+              <w:t>Passed</w:t>
+            </w:r>
+          </w:p>
+        </w:tc>
+        <w:tc>
+          <w:tcPr>
+            <w:tcW w:w="2400" w:type="dxa"/>
+          </w:tcPr>
+          <w:p>
+            <w:r>
+              <w:t>0.304</w:t>
+            </w:r>
+          </w:p>
+        </w:tc>
+        <w:tc>
+          <w:tcPr>
+            <w:tcW w:w="2400" w:type="dxa"/>
+          </w:tcPr>
+          <w:p>
+            <w:r>
+              <w:t>asyncio</w:t>
+            </w:r>
+          </w:p>
+        </w:tc>
+        <w:tc>
+          <w:tcPr>
+            <w:tcW w:w="2400" w:type="dxa"/>
+          </w:tcPr>
+          <w:p>
+            <w:r>
+              <w:t>-</w:t>
+            </w:r>
+          </w:p>
+        </w:tc>
+      </w:tr>
+      <w:tr>
+        <w:tc>
+          <w:tcPr>
+            <w:tcW w:w="2400" w:type="dxa"/>
+          </w:tcPr>
+          <w:p>
+            <w:r>
+              <w:t>8</w:t>
+            </w:r>
+          </w:p>
+        </w:tc>
+        <w:tc>
+          <w:tcPr>
+            <w:tcW w:w="2400" w:type="dxa"/>
+          </w:tcPr>
+          <w:p>
+            <w:r>
+              <w:t>test_create_job_invalid_model_404</w:t>
+            </w:r>
+          </w:p>
+        </w:tc>
+        <w:tc>
+          <w:tcPr>
+            <w:tcW w:w="2400" w:type="dxa"/>
+          </w:tcPr>
+          <w:p>
+            <w:r>
+              <w:t>Unknown model_id must return 404.</w:t>
+            </w:r>
+          </w:p>
+        </w:tc>
+        <w:tc>
+          <w:tcPr>
+            <w:tcW w:w="2400" w:type="dxa"/>
+          </w:tcPr>
+          <w:p>
+            <w:r>
+              <w:t>Passed</w:t>
+            </w:r>
+          </w:p>
+        </w:tc>
+        <w:tc>
+          <w:tcPr>
+            <w:tcW w:w="2400" w:type="dxa"/>
+          </w:tcPr>
+          <w:p>
+            <w:r>
+              <w:t>0.300</w:t>
+            </w:r>
+          </w:p>
+        </w:tc>
+        <w:tc>
+          <w:tcPr>
+            <w:tcW w:w="2400" w:type="dxa"/>
+          </w:tcPr>
+          <w:p>
+            <w:r>
+              <w:t>asyncio</w:t>
+            </w:r>
+          </w:p>
+        </w:tc>
+        <w:tc>
+          <w:tcPr>
+            <w:tcW w:w="2400" w:type="dxa"/>
+          </w:tcPr>
+          <w:p>
+            <w:r>
+              <w:t>-</w:t>
+            </w:r>
+          </w:p>
+        </w:tc>
+      </w:tr>
+      <w:tr>
+        <w:tc>
+          <w:tcPr>
+            <w:tcW w:w="2400" w:type="dxa"/>
+          </w:tcPr>
+          <w:p>
+            <w:r>
+              <w:t>9</w:t>
+            </w:r>
+          </w:p>
+        </w:tc>
+        <w:tc>
+          <w:tcPr>
+            <w:tcW w:w="2400" w:type="dxa"/>
+          </w:tcPr>
+          <w:p>
+            <w:r>
+              <w:t>test_create_job_invalid_type_422</w:t>
+            </w:r>
+          </w:p>
+        </w:tc>
+        <w:tc>
+          <w:tcPr>
+            <w:tcW w:w="2400" w:type="dxa"/>
+          </w:tcPr>
+          <w:p>
+            <w:r>
+              <w:t>Unknown job_type is rejected by schema validation (422).</w:t>
+            </w:r>
+          </w:p>
+        </w:tc>
+        <w:tc>
+          <w:tcPr>
+            <w:tcW w:w="2400" w:type="dxa"/>
+          </w:tcPr>
+          <w:p>
+            <w:r>
+              <w:t>Passed</w:t>
+            </w:r>
+          </w:p>
+        </w:tc>
+        <w:tc>
+          <w:tcPr>
+            <w:tcW w:w="2400" w:type="dxa"/>
+          </w:tcPr>
+          <w:p>
+            <w:r>
+              <w:t>0.291</w:t>
+            </w:r>
+          </w:p>
+        </w:tc>
+        <w:tc>
+          <w:tcPr>
+            <w:tcW w:w="2400" w:type="dxa"/>
+          </w:tcPr>
+          <w:p>
+            <w:r>
+              <w:t>asyncio</w:t>
+            </w:r>
+          </w:p>
+        </w:tc>
+        <w:tc>
+          <w:tcPr>
+            <w:tcW w:w="2400" w:type="dxa"/>
+          </w:tcPr>
+          <w:p>
+            <w:r>
+              <w:t>-</w:t>
+            </w:r>
+          </w:p>
+        </w:tc>
+      </w:tr>
+      <w:tr>
+        <w:tc>
+          <w:tcPr>
+            <w:tcW w:w="2400" w:type="dxa"/>
+          </w:tcPr>
+          <w:p>
+            <w:r>
+              <w:t>10</w:t>
+            </w:r>
+          </w:p>
+        </w:tc>
+        <w:tc>
+          <w:tcPr>
+            <w:tcW w:w="2400" w:type="dxa"/>
+          </w:tcPr>
+          <w:p>
+            <w:r>
+              <w:t>test_create_job_publishes_to_queue</w:t>
+            </w:r>
+          </w:p>
+        </w:tc>
+        <w:tc>
+          <w:tcPr>
+            <w:tcW w:w="2400" w:type="dxa"/>
+          </w:tcPr>
+          <w:p>
+            <w:r>
+              <w:t>Creating a job must publish {'job_id': ...} to the analyst job routing key.</w:t>
+            </w:r>
+          </w:p>
+        </w:tc>
+        <w:tc>
+          <w:tcPr>
+            <w:tcW w:w="2400" w:type="dxa"/>
+          </w:tcPr>
+          <w:p>
+            <w:r>
+              <w:t>Passed</w:t>
+            </w:r>
+          </w:p>
+        </w:tc>
+        <w:tc>
+          <w:tcPr>
+            <w:tcW w:w="2400" w:type="dxa"/>
+          </w:tcPr>
+          <w:p>
+            <w:r>
+              <w:t>0.304</w:t>
+            </w:r>
+          </w:p>
+        </w:tc>
+        <w:tc>
+          <w:tcPr>
+            <w:tcW w:w="2400" w:type="dxa"/>
+          </w:tcPr>
+          <w:p>
+            <w:r>
+              <w:t>asyncio</w:t>
+            </w:r>
+          </w:p>
+        </w:tc>
+        <w:tc>
+          <w:tcPr>
+            <w:tcW w:w="2400" w:type="dxa"/>
+          </w:tcPr>
+          <w:p>
+            <w:r>
+              <w:t>-</w:t>
+            </w:r>
+          </w:p>
+        </w:tc>
+      </w:tr>
+      <w:tr>
+        <w:tc>
+          <w:tcPr>
+            <w:tcW w:w="2400" w:type="dxa"/>
+          </w:tcPr>
+          <w:p>
+            <w:r>
+              <w:t>11</w:t>
+            </w:r>
+          </w:p>
+        </w:tc>
+        <w:tc>
+          <w:tcPr>
+            <w:tcW w:w="2400" w:type="dxa"/>
+          </w:tcPr>
+          <w:p>
+            <w:r>
+              <w:t>test_create_job_unauthenticated_401</w:t>
+            </w:r>
+          </w:p>
+        </w:tc>
+        <w:tc>
+          <w:tcPr>
+            <w:tcW w:w="2400" w:type="dxa"/>
+          </w:tcPr>
+          <w:p>
+            <w:r>
+              <w:t>Create job unauthenticated 401</w:t>
+            </w:r>
+          </w:p>
+        </w:tc>
+        <w:tc>
+          <w:tcPr>
+            <w:tcW w:w="2400" w:type="dxa"/>
+          </w:tcPr>
+          <w:p>
+            <w:r>
+              <w:t>Passed</w:t>
+            </w:r>
+          </w:p>
+        </w:tc>
+        <w:tc>
+          <w:tcPr>
+            <w:tcW w:w="2400" w:type="dxa"/>
+          </w:tcPr>
+          <w:p>
+            <w:r>
+              <w:t>0.019</w:t>
+            </w:r>
+          </w:p>
+        </w:tc>
+        <w:tc>
+          <w:tcPr>
+            <w:tcW w:w="2400" w:type="dxa"/>
+          </w:tcPr>
+          <w:p>
+            <w:r>
+              <w:t>asyncio</w:t>
+            </w:r>
+          </w:p>
+        </w:tc>
+        <w:tc>
+          <w:tcPr>
+            <w:tcW w:w="2400" w:type="dxa"/>
+          </w:tcPr>
+          <w:p>
+            <w:r>
+              <w:t>-</w:t>
+            </w:r>
+          </w:p>
+        </w:tc>
+      </w:tr>
+      <w:tr>
+        <w:tc>
+          <w:tcPr>
+            <w:tcW w:w="2400" w:type="dxa"/>
+          </w:tcPr>
+          <w:p>
+            <w:r>
+              <w:t>12</w:t>
+            </w:r>
+          </w:p>
+        </w:tc>
+        <w:tc>
+          <w:tcPr>
+            <w:tcW w:w="2400" w:type="dxa"/>
+          </w:tcPr>
+          <w:p>
+            <w:r>
+              <w:t>test_create_job_viewer_403</w:t>
+            </w:r>
+          </w:p>
+        </w:tc>
+        <w:tc>
+          <w:tcPr>
+            <w:tcW w:w="2400" w:type="dxa"/>
+          </w:tcPr>
+          <w:p>
+            <w:r>
+              <w:t>VIEWER cannot create jobs — requires MISSION_COMMANDER.</w:t>
+            </w:r>
+          </w:p>
+        </w:tc>
+        <w:tc>
+          <w:tcPr>
+            <w:tcW w:w="2400" w:type="dxa"/>
+          </w:tcPr>
+          <w:p>
+            <w:r>
+              <w:t>Passed</w:t>
+            </w:r>
+          </w:p>
+        </w:tc>
+        <w:tc>
+          <w:tcPr>
+            <w:tcW w:w="2400" w:type="dxa"/>
+          </w:tcPr>
+          <w:p>
+            <w:r>
               <w:t>0.294</w:t>
             </w:r>
           </w:p>
@@ -668,315 +1172,27 @@
           </w:tcPr>
           <w:p>
             <w:r>
-              <w:t>6</w:t>
-            </w:r>
-          </w:p>
-        </w:tc>
-        <w:tc>
-          <w:tcPr>
-            <w:tcW w:w="2400" w:type="dxa"/>
-          </w:tcPr>
-          <w:p>
-            <w:r>
-              <w:t>test_create_job_201_all_fields</w:t>
-            </w:r>
-          </w:p>
-        </w:tc>
-        <w:tc>
-          <w:tcPr>
-            <w:tcW w:w="2400" w:type="dxa"/>
-          </w:tcPr>
-          <w:p>
-            <w:r>
-              <w:t>Create a job and verify every field is stored and returned.</w:t>
-            </w:r>
-          </w:p>
-        </w:tc>
-        <w:tc>
-          <w:tcPr>
-            <w:tcW w:w="2400" w:type="dxa"/>
-          </w:tcPr>
-          <w:p>
-            <w:r>
-              <w:t>Passed</w:t>
-            </w:r>
-          </w:p>
-        </w:tc>
-        <w:tc>
-          <w:tcPr>
-            <w:tcW w:w="2400" w:type="dxa"/>
-          </w:tcPr>
-          <w:p>
-            <w:r>
-              <w:t>2.000</w:t>
-            </w:r>
-          </w:p>
-        </w:tc>
-        <w:tc>
-          <w:tcPr>
-            <w:tcW w:w="2400" w:type="dxa"/>
-          </w:tcPr>
-          <w:p>
-            <w:r>
-              <w:t>asyncio</w:t>
-            </w:r>
-          </w:p>
-        </w:tc>
-        <w:tc>
-          <w:tcPr>
-            <w:tcW w:w="2400" w:type="dxa"/>
-          </w:tcPr>
-          <w:p>
-            <w:r>
-              <w:t>-</w:t>
-            </w:r>
-          </w:p>
-        </w:tc>
-      </w:tr>
-      <w:tr>
-        <w:tc>
-          <w:tcPr>
-            <w:tcW w:w="2400" w:type="dxa"/>
-          </w:tcPr>
-          <w:p>
-            <w:r>
-              <w:t>7</w:t>
-            </w:r>
-          </w:p>
-        </w:tc>
-        <w:tc>
-          <w:tcPr>
-            <w:tcW w:w="2400" w:type="dxa"/>
-          </w:tcPr>
-          <w:p>
-            <w:r>
-              <w:t>test_create_job_default_job_type</w:t>
-            </w:r>
-          </w:p>
-        </w:tc>
-        <w:tc>
-          <w:tcPr>
-            <w:tcW w:w="2400" w:type="dxa"/>
-          </w:tcPr>
-          <w:p>
-            <w:r>
-              <w:t>Omitting job_type defaults to telemetry_report.</w:t>
-            </w:r>
-          </w:p>
-        </w:tc>
-        <w:tc>
-          <w:tcPr>
-            <w:tcW w:w="2400" w:type="dxa"/>
-          </w:tcPr>
-          <w:p>
-            <w:r>
-              <w:t>Passed</w:t>
-            </w:r>
-          </w:p>
-        </w:tc>
-        <w:tc>
-          <w:tcPr>
-            <w:tcW w:w="2400" w:type="dxa"/>
-          </w:tcPr>
-          <w:p>
-            <w:r>
-              <w:t>0.307</w:t>
-            </w:r>
-          </w:p>
-        </w:tc>
-        <w:tc>
-          <w:tcPr>
-            <w:tcW w:w="2400" w:type="dxa"/>
-          </w:tcPr>
-          <w:p>
-            <w:r>
-              <w:t>asyncio</w:t>
-            </w:r>
-          </w:p>
-        </w:tc>
-        <w:tc>
-          <w:tcPr>
-            <w:tcW w:w="2400" w:type="dxa"/>
-          </w:tcPr>
-          <w:p>
-            <w:r>
-              <w:t>-</w:t>
-            </w:r>
-          </w:p>
-        </w:tc>
-      </w:tr>
-      <w:tr>
-        <w:tc>
-          <w:tcPr>
-            <w:tcW w:w="2400" w:type="dxa"/>
-          </w:tcPr>
-          <w:p>
-            <w:r>
-              <w:t>8</w:t>
-            </w:r>
-          </w:p>
-        </w:tc>
-        <w:tc>
-          <w:tcPr>
-            <w:tcW w:w="2400" w:type="dxa"/>
-          </w:tcPr>
-          <w:p>
-            <w:r>
-              <w:t>test_create_job_invalid_model_404</w:t>
-            </w:r>
-          </w:p>
-        </w:tc>
-        <w:tc>
-          <w:tcPr>
-            <w:tcW w:w="2400" w:type="dxa"/>
-          </w:tcPr>
-          <w:p>
-            <w:r>
-              <w:t>Unknown model_id must return 404.</w:t>
-            </w:r>
-          </w:p>
-        </w:tc>
-        <w:tc>
-          <w:tcPr>
-            <w:tcW w:w="2400" w:type="dxa"/>
-          </w:tcPr>
-          <w:p>
-            <w:r>
-              <w:t>Passed</w:t>
-            </w:r>
-          </w:p>
-        </w:tc>
-        <w:tc>
-          <w:tcPr>
-            <w:tcW w:w="2400" w:type="dxa"/>
-          </w:tcPr>
-          <w:p>
-            <w:r>
-              <w:t>0.298</w:t>
-            </w:r>
-          </w:p>
-        </w:tc>
-        <w:tc>
-          <w:tcPr>
-            <w:tcW w:w="2400" w:type="dxa"/>
-          </w:tcPr>
-          <w:p>
-            <w:r>
-              <w:t>asyncio</w:t>
-            </w:r>
-          </w:p>
-        </w:tc>
-        <w:tc>
-          <w:tcPr>
-            <w:tcW w:w="2400" w:type="dxa"/>
-          </w:tcPr>
-          <w:p>
-            <w:r>
-              <w:t>-</w:t>
-            </w:r>
-          </w:p>
-        </w:tc>
-      </w:tr>
-      <w:tr>
-        <w:tc>
-          <w:tcPr>
-            <w:tcW w:w="2400" w:type="dxa"/>
-          </w:tcPr>
-          <w:p>
-            <w:r>
-              <w:t>9</w:t>
-            </w:r>
-          </w:p>
-        </w:tc>
-        <w:tc>
-          <w:tcPr>
-            <w:tcW w:w="2400" w:type="dxa"/>
-          </w:tcPr>
-          <w:p>
-            <w:r>
-              <w:t>test_create_job_invalid_type_400</w:t>
-            </w:r>
-          </w:p>
-        </w:tc>
-        <w:tc>
-          <w:tcPr>
-            <w:tcW w:w="2400" w:type="dxa"/>
-          </w:tcPr>
-          <w:p>
-            <w:r>
-              <w:t>Unknown job_type must return 400.</w:t>
-            </w:r>
-          </w:p>
-        </w:tc>
-        <w:tc>
-          <w:tcPr>
-            <w:tcW w:w="2400" w:type="dxa"/>
-          </w:tcPr>
-          <w:p>
-            <w:r>
-              <w:t>Passed</w:t>
-            </w:r>
-          </w:p>
-        </w:tc>
-        <w:tc>
-          <w:tcPr>
-            <w:tcW w:w="2400" w:type="dxa"/>
-          </w:tcPr>
-          <w:p>
-            <w:r>
-              <w:t>0.308</w:t>
-            </w:r>
-          </w:p>
-        </w:tc>
-        <w:tc>
-          <w:tcPr>
-            <w:tcW w:w="2400" w:type="dxa"/>
-          </w:tcPr>
-          <w:p>
-            <w:r>
-              <w:t>asyncio</w:t>
-            </w:r>
-          </w:p>
-        </w:tc>
-        <w:tc>
-          <w:tcPr>
-            <w:tcW w:w="2400" w:type="dxa"/>
-          </w:tcPr>
-          <w:p>
-            <w:r>
-              <w:t>-</w:t>
-            </w:r>
-          </w:p>
-        </w:tc>
-      </w:tr>
-      <w:tr>
-        <w:tc>
-          <w:tcPr>
-            <w:tcW w:w="2400" w:type="dxa"/>
-          </w:tcPr>
-          <w:p>
-            <w:r>
-              <w:t>10</w:t>
-            </w:r>
-          </w:p>
-        </w:tc>
-        <w:tc>
-          <w:tcPr>
-            <w:tcW w:w="2400" w:type="dxa"/>
-          </w:tcPr>
-          <w:p>
-            <w:r>
-              <w:t>test_create_job_publishes_to_queue</w:t>
-            </w:r>
-          </w:p>
-        </w:tc>
-        <w:tc>
-          <w:tcPr>
-            <w:tcW w:w="2400" w:type="dxa"/>
-          </w:tcPr>
-          <w:p>
-            <w:r>
-              <w:t>Creating a job must publish {'job_id': ...} to the analyst job routing key.</w:t>
+              <w:t>13</w:t>
+            </w:r>
+          </w:p>
+        </w:tc>
+        <w:tc>
+          <w:tcPr>
+            <w:tcW w:w="2400" w:type="dxa"/>
+          </w:tcPr>
+          <w:p>
+            <w:r>
+              <w:t>test_create_job_with_mission_and_drone</w:t>
+            </w:r>
+          </w:p>
+        </w:tc>
+        <w:tc>
+          <w:tcPr>
+            <w:tcW w:w="2400" w:type="dxa"/>
+          </w:tcPr>
+          <w:p>
+            <w:r>
+              <w:t>mission_id and drone_id are stored correctly.</w:t>
             </w:r>
           </w:p>
         </w:tc>
@@ -1028,222 +1244,6 @@
           </w:tcPr>
           <w:p>
             <w:r>
-              <w:t>11</w:t>
-            </w:r>
-          </w:p>
-        </w:tc>
-        <w:tc>
-          <w:tcPr>
-            <w:tcW w:w="2400" w:type="dxa"/>
-          </w:tcPr>
-          <w:p>
-            <w:r>
-              <w:t>test_create_job_unauthenticated_401</w:t>
-            </w:r>
-          </w:p>
-        </w:tc>
-        <w:tc>
-          <w:tcPr>
-            <w:tcW w:w="2400" w:type="dxa"/>
-          </w:tcPr>
-          <w:p>
-            <w:r>
-              <w:t>Create job unauthenticated 401</w:t>
-            </w:r>
-          </w:p>
-        </w:tc>
-        <w:tc>
-          <w:tcPr>
-            <w:tcW w:w="2400" w:type="dxa"/>
-          </w:tcPr>
-          <w:p>
-            <w:r>
-              <w:t>Passed</w:t>
-            </w:r>
-          </w:p>
-        </w:tc>
-        <w:tc>
-          <w:tcPr>
-            <w:tcW w:w="2400" w:type="dxa"/>
-          </w:tcPr>
-          <w:p>
-            <w:r>
-              <w:t>0.015</w:t>
-            </w:r>
-          </w:p>
-        </w:tc>
-        <w:tc>
-          <w:tcPr>
-            <w:tcW w:w="2400" w:type="dxa"/>
-          </w:tcPr>
-          <w:p>
-            <w:r>
-              <w:t>asyncio</w:t>
-            </w:r>
-          </w:p>
-        </w:tc>
-        <w:tc>
-          <w:tcPr>
-            <w:tcW w:w="2400" w:type="dxa"/>
-          </w:tcPr>
-          <w:p>
-            <w:r>
-              <w:t>-</w:t>
-            </w:r>
-          </w:p>
-        </w:tc>
-      </w:tr>
-      <w:tr>
-        <w:tc>
-          <w:tcPr>
-            <w:tcW w:w="2400" w:type="dxa"/>
-          </w:tcPr>
-          <w:p>
-            <w:r>
-              <w:t>12</w:t>
-            </w:r>
-          </w:p>
-        </w:tc>
-        <w:tc>
-          <w:tcPr>
-            <w:tcW w:w="2400" w:type="dxa"/>
-          </w:tcPr>
-          <w:p>
-            <w:r>
-              <w:t>test_create_job_viewer_403</w:t>
-            </w:r>
-          </w:p>
-        </w:tc>
-        <w:tc>
-          <w:tcPr>
-            <w:tcW w:w="2400" w:type="dxa"/>
-          </w:tcPr>
-          <w:p>
-            <w:r>
-              <w:t>VIEWER cannot create jobs — requires MISSION_COMMANDER.</w:t>
-            </w:r>
-          </w:p>
-        </w:tc>
-        <w:tc>
-          <w:tcPr>
-            <w:tcW w:w="2400" w:type="dxa"/>
-          </w:tcPr>
-          <w:p>
-            <w:r>
-              <w:t>Passed</w:t>
-            </w:r>
-          </w:p>
-        </w:tc>
-        <w:tc>
-          <w:tcPr>
-            <w:tcW w:w="2400" w:type="dxa"/>
-          </w:tcPr>
-          <w:p>
-            <w:r>
-              <w:t>0.299</w:t>
-            </w:r>
-          </w:p>
-        </w:tc>
-        <w:tc>
-          <w:tcPr>
-            <w:tcW w:w="2400" w:type="dxa"/>
-          </w:tcPr>
-          <w:p>
-            <w:r>
-              <w:t>asyncio</w:t>
-            </w:r>
-          </w:p>
-        </w:tc>
-        <w:tc>
-          <w:tcPr>
-            <w:tcW w:w="2400" w:type="dxa"/>
-          </w:tcPr>
-          <w:p>
-            <w:r>
-              <w:t>-</w:t>
-            </w:r>
-          </w:p>
-        </w:tc>
-      </w:tr>
-      <w:tr>
-        <w:tc>
-          <w:tcPr>
-            <w:tcW w:w="2400" w:type="dxa"/>
-          </w:tcPr>
-          <w:p>
-            <w:r>
-              <w:t>13</w:t>
-            </w:r>
-          </w:p>
-        </w:tc>
-        <w:tc>
-          <w:tcPr>
-            <w:tcW w:w="2400" w:type="dxa"/>
-          </w:tcPr>
-          <w:p>
-            <w:r>
-              <w:t>test_create_job_with_mission_and_drone</w:t>
-            </w:r>
-          </w:p>
-        </w:tc>
-        <w:tc>
-          <w:tcPr>
-            <w:tcW w:w="2400" w:type="dxa"/>
-          </w:tcPr>
-          <w:p>
-            <w:r>
-              <w:t>mission_id and drone_id are stored correctly.</w:t>
-            </w:r>
-          </w:p>
-        </w:tc>
-        <w:tc>
-          <w:tcPr>
-            <w:tcW w:w="2400" w:type="dxa"/>
-          </w:tcPr>
-          <w:p>
-            <w:r>
-              <w:t>Passed</w:t>
-            </w:r>
-          </w:p>
-        </w:tc>
-        <w:tc>
-          <w:tcPr>
-            <w:tcW w:w="2400" w:type="dxa"/>
-          </w:tcPr>
-          <w:p>
-            <w:r>
-              <w:t>0.306</w:t>
-            </w:r>
-          </w:p>
-        </w:tc>
-        <w:tc>
-          <w:tcPr>
-            <w:tcW w:w="2400" w:type="dxa"/>
-          </w:tcPr>
-          <w:p>
-            <w:r>
-              <w:t>asyncio</w:t>
-            </w:r>
-          </w:p>
-        </w:tc>
-        <w:tc>
-          <w:tcPr>
-            <w:tcW w:w="2400" w:type="dxa"/>
-          </w:tcPr>
-          <w:p>
-            <w:r>
-              <w:t>-</w:t>
-            </w:r>
-          </w:p>
-        </w:tc>
-      </w:tr>
-      <w:tr>
-        <w:tc>
-          <w:tcPr>
-            <w:tcW w:w="2400" w:type="dxa"/>
-          </w:tcPr>
-          <w:p>
-            <w:r>
               <w:t>14</w:t>
             </w:r>
           </w:p>
@@ -1284,7 +1284,7 @@
           </w:tcPr>
           <w:p>
             <w:r>
-              <w:t>0.338</w:t>
+              <w:t>0.295</w:t>
             </w:r>
           </w:p>
         </w:tc>
@@ -1356,7 +1356,7 @@
           </w:tcPr>
           <w:p>
             <w:r>
-              <w:t>0.588</w:t>
+              <w:t>0.594</w:t>
             </w:r>
           </w:p>
         </w:tc>
@@ -1428,7 +1428,7 @@
           </w:tcPr>
           <w:p>
             <w:r>
-              <w:t>0.015</w:t>
+              <w:t>0.018</w:t>
             </w:r>
           </w:p>
         </w:tc>
@@ -1500,7 +1500,7 @@
           </w:tcPr>
           <w:p>
             <w:r>
-              <w:t>0.585</w:t>
+              <w:t>0.581</w:t>
             </w:r>
           </w:p>
         </w:tc>
@@ -1572,7 +1572,7 @@
           </w:tcPr>
           <w:p>
             <w:r>
-              <w:t>0.593</w:t>
+              <w:t>0.594</w:t>
             </w:r>
           </w:p>
         </w:tc>
@@ -1644,7 +1644,7 @@
           </w:tcPr>
           <w:p>
             <w:r>
-              <w:t>0.616</w:t>
+              <w:t>0.597</w:t>
             </w:r>
           </w:p>
         </w:tc>
@@ -1716,7 +1716,7 @@
           </w:tcPr>
           <w:p>
             <w:r>
-              <w:t>0.015</w:t>
+              <w:t>0.034</w:t>
             </w:r>
           </w:p>
         </w:tc>
